--- a/public/files/Pitzil-Avila-Castellanos-Technical-Resume.docx
+++ b/public/files/Pitzil-Avila-Castellanos-Technical-Resume.docx
@@ -258,61 +258,61 @@
           <w:sz w:val="20"/>
           <w:szCs w:val="20"/>
         </w:rPr>
-        <w:t xml:space="preserve">  |  July 2026 – Present</w:t>
-      </w:r>
-    </w:p>
-    <w:p>
-      <w:pPr>
-        <w:pStyle w:val="ListParagraph"/>
-        <w:numPr>
-          <w:ilvl w:val="0"/>
-          <w:numId w:val="2"/>
-        </w:numPr>
-        <w:spacing w:after="10" w:line="230"/>
-      </w:pPr>
-      <w:r>
-        <w:rPr>
-          <w:rFonts w:ascii="Calibri" w:cs="Calibri" w:eastAsia="Calibri" w:hAnsi="Calibri"/>
-          <w:sz w:val="19"/>
-          <w:szCs w:val="19"/>
-        </w:rPr>
-        <w:t xml:space="preserve">Designing and building a PostgreSQL/Django relational database for IYAP's Global Alliance &amp; Stakeholder Intelligence System, structuring partnership data across 75+ global organizations in 3 tiers</w:t>
-      </w:r>
-    </w:p>
-    <w:p>
-      <w:pPr>
-        <w:pStyle w:val="ListParagraph"/>
-        <w:numPr>
-          <w:ilvl w:val="0"/>
-          <w:numId w:val="2"/>
-        </w:numPr>
-        <w:spacing w:after="10" w:line="230"/>
-      </w:pPr>
-      <w:r>
-        <w:rPr>
-          <w:rFonts w:ascii="Calibri" w:cs="Calibri" w:eastAsia="Calibri" w:hAnsi="Calibri"/>
-          <w:sz w:val="19"/>
-          <w:szCs w:val="19"/>
-        </w:rPr>
-        <w:t xml:space="preserve">Conducting stakeholder mapping and structured discovery interviews with NGO partners across South Asia and Africa to inform database schema and reporting requirements</w:t>
-      </w:r>
-    </w:p>
-    <w:p>
-      <w:pPr>
-        <w:pStyle w:val="ListParagraph"/>
-        <w:numPr>
-          <w:ilvl w:val="0"/>
-          <w:numId w:val="2"/>
-        </w:numPr>
-        <w:spacing w:after="10" w:line="230"/>
-      </w:pPr>
-      <w:r>
-        <w:rPr>
-          <w:rFonts w:ascii="Calibri" w:cs="Calibri" w:eastAsia="Calibri" w:hAnsi="Calibri"/>
-          <w:sz w:val="19"/>
-          <w:szCs w:val="19"/>
-        </w:rPr>
-        <w:t xml:space="preserve">Using Claude and Gemini to accelerate drafting and synthesis of stakeholder documentation and database design notes, independently validating all outputs against IYAP's actual data and partnership structure</w:t>
+        <w:t xml:space="preserve">  |  July 2026 – October 2026</w:t>
+      </w:r>
+    </w:p>
+    <w:p>
+      <w:pPr>
+        <w:pStyle w:val="ListParagraph"/>
+        <w:numPr>
+          <w:ilvl w:val="0"/>
+          <w:numId w:val="2"/>
+        </w:numPr>
+        <w:spacing w:after="10" w:line="230"/>
+      </w:pPr>
+      <w:r>
+        <w:rPr>
+          <w:rFonts w:ascii="Calibri" w:cs="Calibri" w:eastAsia="Calibri" w:hAnsi="Calibri"/>
+          <w:sz w:val="19"/>
+          <w:szCs w:val="19"/>
+        </w:rPr>
+        <w:t xml:space="preserve">Designed and built a PostgreSQL/Django relational database for IYAP's Global Alliance &amp; Stakeholder Intelligence System, structuring partnership data across 75+ global organizations in 3 tiers</w:t>
+      </w:r>
+    </w:p>
+    <w:p>
+      <w:pPr>
+        <w:pStyle w:val="ListParagraph"/>
+        <w:numPr>
+          <w:ilvl w:val="0"/>
+          <w:numId w:val="2"/>
+        </w:numPr>
+        <w:spacing w:after="10" w:line="230"/>
+      </w:pPr>
+      <w:r>
+        <w:rPr>
+          <w:rFonts w:ascii="Calibri" w:cs="Calibri" w:eastAsia="Calibri" w:hAnsi="Calibri"/>
+          <w:sz w:val="19"/>
+          <w:szCs w:val="19"/>
+        </w:rPr>
+        <w:t xml:space="preserve">Conducted stakeholder mapping and structured discovery interviews with NGO partners across South Asia and Africa to inform database schema and reporting requirements</w:t>
+      </w:r>
+    </w:p>
+    <w:p>
+      <w:pPr>
+        <w:pStyle w:val="ListParagraph"/>
+        <w:numPr>
+          <w:ilvl w:val="0"/>
+          <w:numId w:val="2"/>
+        </w:numPr>
+        <w:spacing w:after="10" w:line="230"/>
+      </w:pPr>
+      <w:r>
+        <w:rPr>
+          <w:rFonts w:ascii="Calibri" w:cs="Calibri" w:eastAsia="Calibri" w:hAnsi="Calibri"/>
+          <w:sz w:val="19"/>
+          <w:szCs w:val="19"/>
+        </w:rPr>
+        <w:t xml:space="preserve">Used Claude and Gemini to accelerate drafting and synthesis of stakeholder documentation and database design notes, independently validated all outputs against IYAP's actual data and partnership structure</w:t>
       </w:r>
     </w:p>
     <w:p>
@@ -845,7 +845,7 @@
           <w:sz w:val="19"/>
           <w:szCs w:val="19"/>
         </w:rPr>
-        <w:t xml:space="preserve">Languages &amp; Tools: Python, Java, PostgreSQL, MySQL, HTML, Django, Bash, React, Git, Linux, Jamf Pro</w:t>
+        <w:t xml:space="preserve">Python, JavaScript, Java, C, HTML, CSS | Django, REST APIs, React | PostgreSQL, MySQL | Git, Bash, Linux, Jamf Pro</w:t>
       </w:r>
     </w:p>
     <w:p>

--- a/public/files/Pitzil-Avila-Castellanos-Technical-Resume.docx
+++ b/public/files/Pitzil-Avila-Castellanos-Technical-Resume.docx
@@ -474,43 +474,61 @@
           <w:sz w:val="19"/>
           <w:szCs w:val="19"/>
         </w:rPr>
-        <w:t xml:space="preserve">Developed a Python-based automated audit system that ingests and analyzes endpoint data across 700+ macOS devices, surfacing compliance patterns against university naming conventions</w:t>
-      </w:r>
-    </w:p>
-    <w:p>
-      <w:pPr>
-        <w:pStyle w:val="ListParagraph"/>
-        <w:numPr>
-          <w:ilvl w:val="0"/>
-          <w:numId w:val="2"/>
-        </w:numPr>
-        <w:spacing w:after="10" w:line="230"/>
-      </w:pPr>
-      <w:r>
-        <w:rPr>
-          <w:rFonts w:ascii="Calibri" w:cs="Calibri" w:eastAsia="Calibri" w:hAnsi="Calibri"/>
-          <w:sz w:val="19"/>
-          <w:szCs w:val="19"/>
-        </w:rPr>
-        <w:t xml:space="preserve">Standardized Mobile Device Management (MDM) workflows in Jamf Pro to streamline campus-wide technology deployments and reduce manual overhead</w:t>
-      </w:r>
-    </w:p>
-    <w:p>
-      <w:pPr>
-        <w:pStyle w:val="ListParagraph"/>
-        <w:numPr>
-          <w:ilvl w:val="0"/>
-          <w:numId w:val="2"/>
-        </w:numPr>
-        <w:spacing w:after="10" w:line="230"/>
-      </w:pPr>
-      <w:r>
-        <w:rPr>
-          <w:rFonts w:ascii="Calibri" w:cs="Calibri" w:eastAsia="Calibri" w:hAnsi="Calibri"/>
-          <w:sz w:val="19"/>
-          <w:szCs w:val="19"/>
-        </w:rPr>
-        <w:t xml:space="preserve">Using Claude to accelerate development of the audit system's Python logic, independently testing and validating all AI-assisted code against university compliance requirements before deployment</w:t>
+        <w:t xml:space="preserve">Built a CSV-driven Python tool querying the Jamf Pro API to diagnose 802.1X Wi-Fi profile failures, replacing manual checks</w:t>
+      </w:r>
+    </w:p>
+    <w:p>
+      <w:pPr>
+        <w:pStyle w:val="ListParagraph"/>
+        <w:numPr>
+          <w:ilvl w:val="0"/>
+          <w:numId w:val="2"/>
+        </w:numPr>
+        <w:spacing w:after="10" w:line="230"/>
+      </w:pPr>
+      <w:r>
+        <w:rPr>
+          <w:rFonts w:ascii="Calibri" w:cs="Calibri" w:eastAsia="Calibri" w:hAnsi="Calibri"/>
+          <w:sz w:val="19"/>
+          <w:szCs w:val="19"/>
+        </w:rPr>
+        <w:t xml:space="preserve">Built a nightly Python pipeline using the Jamf Pro REST API to audit 700+ macOS endpoints for naming drift and stale records</w:t>
+      </w:r>
+    </w:p>
+    <w:p>
+      <w:pPr>
+        <w:pStyle w:val="ListParagraph"/>
+        <w:numPr>
+          <w:ilvl w:val="0"/>
+          <w:numId w:val="2"/>
+        </w:numPr>
+        <w:spacing w:after="10" w:line="230"/>
+      </w:pPr>
+      <w:r>
+        <w:rPr>
+          <w:rFonts w:ascii="Calibri" w:cs="Calibri" w:eastAsia="Calibri" w:hAnsi="Calibri"/>
+          <w:sz w:val="19"/>
+          <w:szCs w:val="19"/>
+        </w:rPr>
+        <w:t xml:space="preserve">Corrected 200+ mismatched device records with an algorithmic matching pipeline, giving security a clean source of truth</w:t>
+      </w:r>
+    </w:p>
+    <w:p>
+      <w:pPr>
+        <w:pStyle w:val="ListParagraph"/>
+        <w:numPr>
+          <w:ilvl w:val="0"/>
+          <w:numId w:val="2"/>
+        </w:numPr>
+        <w:spacing w:after="10" w:line="230"/>
+      </w:pPr>
+      <w:r>
+        <w:rPr>
+          <w:rFonts w:ascii="Calibri" w:cs="Calibri" w:eastAsia="Calibri" w:hAnsi="Calibri"/>
+          <w:sz w:val="19"/>
+          <w:szCs w:val="19"/>
+        </w:rPr>
+        <w:t xml:space="preserve">Automated deployment, configuration, session management, and removal of GoTo, Dialpad, Rave Engage, and other macOS apps fleet-wide via Jamf Pro and shell scripting, eliminating manual installs and persistent session data on shared devices</w:t>
       </w:r>
     </w:p>
     <w:p>
